--- a/public/templates/office-management-agreement/template.docx
+++ b/public/templates/office-management-agreement/template.docx
@@ -1241,11 +1241,13 @@
           <w:i/>
         </w:rPr>
         <w:t>[Signature Page Follows]</w:t>
+        <w:br w:type="page"/>
       </w:r>
     </w:p>
     <w:p>
       <w:pPr>
         <w:spacing w:before="80" w:after="200"/>
+        <w:jc w:val="center"/>
       </w:pPr>
       <w:r>
         <w:rPr>
@@ -1257,6 +1259,7 @@
     <w:p>
       <w:pPr>
         <w:spacing w:before="200" w:after="40"/>
+        <w:jc w:val="center"/>
       </w:pPr>
       <w:r>
         <w:rPr>
@@ -1268,6 +1271,7 @@
     <w:p>
       <w:pPr>
         <w:spacing w:after="40"/>
+        <w:jc w:val="center"/>
       </w:pPr>
       <w:r>
         <w:t>By: _____________________</w:t>
@@ -1276,6 +1280,7 @@
     <w:p>
       <w:pPr>
         <w:spacing w:after="40"/>
+        <w:jc w:val="center"/>
       </w:pPr>
       <w:r>
         <w:t>Name: _____________________</w:t>
@@ -1284,6 +1289,7 @@
     <w:p>
       <w:pPr>
         <w:spacing w:after="40"/>
+        <w:jc w:val="center"/>
       </w:pPr>
       <w:r>
         <w:t>Its: _____________________</w:t>
@@ -1291,7 +1297,27 @@
     </w:p>
     <w:p>
       <w:pPr>
+        <w:jc w:val="center"/>
+      </w:pPr>
+      <w:r>
+        <w:rPr>
+          <w:b w:val="0"/>
+        </w:rPr>
+        <w:t>Date:</w:t>
+      </w:r>
+    </w:p>
+    <w:p>
+      <w:pPr>
+        <w:pBdr>
+          <w:bottom w:val="single" w:sz="6" w:space="6" w:color="C9A55C"/>
+        </w:pBdr>
+        <w:jc w:val="center"/>
+      </w:pPr>
+    </w:p>
+    <w:p>
+      <w:pPr>
         <w:spacing w:before="200" w:after="40"/>
+        <w:jc w:val="center"/>
       </w:pPr>
       <w:r>
         <w:rPr>
@@ -1303,25 +1329,31 @@
     <w:p>
       <w:pPr>
         <w:spacing w:after="40"/>
+        <w:jc w:val="center"/>
       </w:pPr>
       <w:r>
-        <w:t>Date: __________________</w:t>
-      </w:r>
-    </w:p>
-    <w:p>
-      <w:pPr>
-        <w:spacing w:after="40"/>
-      </w:pPr>
-      <w:r>
+        <w:rPr/>
         <w:t>By: __________________</w:t>
       </w:r>
     </w:p>
     <w:p>
       <w:pPr>
         <w:spacing w:after="40"/>
+        <w:jc w:val="center"/>
       </w:pPr>
       <w:r>
+        <w:rPr/>
         <w:t>Its: Founder/President</w:t>
+      </w:r>
+    </w:p>
+    <w:p>
+      <w:pPr>
+        <w:spacing w:after="40"/>
+        <w:jc w:val="center"/>
+      </w:pPr>
+      <w:r>
+        <w:rPr/>
+        <w:t>Date: __________________</w:t>
       </w:r>
     </w:p>
     <w:p>
